--- a/VERSION3/BIT4107 PersonalLogbook.docx
+++ b/VERSION3/BIT4107 PersonalLogbook.docx
@@ -3776,7 +3776,7 @@
                 <w:noProof/>
                 <w:webHidden/>
               </w:rPr>
-              <w:t>30</w:t>
+              <w:t>31</w:t>
             </w:r>
             <w:r>
               <w:rPr>
@@ -6385,35 +6385,7 @@
         <w:rPr>
           <w:rFonts w:ascii="Times New Roman" w:hAnsi="Times New Roman" w:cs="Times New Roman"/>
         </w:rPr>
-        <w:t xml:space="preserve">The screen prototypes in Figma were implemented in Flutter using widgets such as </w:t>
-      </w:r>
-      <w:proofErr w:type="spellStart"/>
-      <w:r>
-        <w:rPr>
-          <w:rFonts w:ascii="Times New Roman" w:hAnsi="Times New Roman" w:cs="Times New Roman"/>
-        </w:rPr>
-        <w:t>TextField</w:t>
-      </w:r>
-      <w:proofErr w:type="spellEnd"/>
-      <w:r>
-        <w:rPr>
-          <w:rFonts w:ascii="Times New Roman" w:hAnsi="Times New Roman" w:cs="Times New Roman"/>
-        </w:rPr>
-        <w:t xml:space="preserve">, </w:t>
-      </w:r>
-      <w:proofErr w:type="spellStart"/>
-      <w:r>
-        <w:rPr>
-          <w:rFonts w:ascii="Times New Roman" w:hAnsi="Times New Roman" w:cs="Times New Roman"/>
-        </w:rPr>
-        <w:t>ElevatedButton</w:t>
-      </w:r>
-      <w:proofErr w:type="spellEnd"/>
-      <w:r>
-        <w:rPr>
-          <w:rFonts w:ascii="Times New Roman" w:hAnsi="Times New Roman" w:cs="Times New Roman"/>
-        </w:rPr>
-        <w:t>, Image, Column and scaffold. The implemented screen closely followed the layout and structure defined in wireframes.</w:t>
+        <w:t>The screen prototypes in Figma were implemented in Flutter using widgets such as TextField, ElevatedButton, Image, Column and scaffold. The implemented screen closely followed the layout and structure defined in wireframes.</w:t>
       </w:r>
       <w:r>
         <w:rPr>
@@ -6769,49 +6741,7 @@
         <w:rPr>
           <w:rFonts w:ascii="Times New Roman" w:hAnsi="Times New Roman" w:cs="Times New Roman"/>
         </w:rPr>
-        <w:t xml:space="preserve">Implemented local data storage using </w:t>
-      </w:r>
-      <w:proofErr w:type="spellStart"/>
-      <w:r>
-        <w:rPr>
-          <w:rFonts w:ascii="Times New Roman" w:hAnsi="Times New Roman" w:cs="Times New Roman"/>
-        </w:rPr>
-        <w:t>SharedPreferences</w:t>
-      </w:r>
-      <w:proofErr w:type="spellEnd"/>
-      <w:r>
-        <w:rPr>
-          <w:rFonts w:ascii="Times New Roman" w:hAnsi="Times New Roman" w:cs="Times New Roman"/>
-        </w:rPr>
-        <w:t xml:space="preserve"> and SQLite. Stored login information and </w:t>
-      </w:r>
-      <w:proofErr w:type="spellStart"/>
-      <w:r>
-        <w:rPr>
-          <w:rFonts w:ascii="Times New Roman" w:hAnsi="Times New Roman" w:cs="Times New Roman"/>
-        </w:rPr>
-        <w:t>uservsession</w:t>
-      </w:r>
-      <w:proofErr w:type="spellEnd"/>
-      <w:r>
-        <w:rPr>
-          <w:rFonts w:ascii="Times New Roman" w:hAnsi="Times New Roman" w:cs="Times New Roman"/>
-        </w:rPr>
-        <w:t xml:space="preserve"> using </w:t>
-      </w:r>
-      <w:proofErr w:type="spellStart"/>
-      <w:r>
-        <w:rPr>
-          <w:rFonts w:ascii="Times New Roman" w:hAnsi="Times New Roman" w:cs="Times New Roman"/>
-        </w:rPr>
-        <w:t>SharedPreferences</w:t>
-      </w:r>
-      <w:proofErr w:type="spellEnd"/>
-      <w:r>
-        <w:rPr>
-          <w:rFonts w:ascii="Times New Roman" w:hAnsi="Times New Roman" w:cs="Times New Roman"/>
-        </w:rPr>
-        <w:t xml:space="preserve"> and designed SQLite database to store customer records and implemented CRUD.</w:t>
+        <w:t>Implemented local data storage using SharedPreferences and SQLite. Stored login information and uservsession using SharedPreferences and designed SQLite database to store customer records and implemented CRUD.</w:t>
       </w:r>
     </w:p>
     <w:p>
@@ -7652,15 +7582,7 @@
         <w:t>3</w:t>
       </w:r>
       <w:r>
-        <w:t xml:space="preserve"> </w:t>
-      </w:r>
-      <w:proofErr w:type="spellStart"/>
-      <w:r>
-        <w:t>RecyclerView</w:t>
-      </w:r>
-      <w:proofErr w:type="spellEnd"/>
-      <w:r>
-        <w:t xml:space="preserve"> dependency added</w:t>
+        <w:t xml:space="preserve"> RecyclerView dependency added</w:t>
       </w:r>
       <w:bookmarkEnd w:id="34"/>
     </w:p>
@@ -7877,15 +7799,7 @@
         <w:t>6</w:t>
       </w:r>
       <w:r>
-        <w:t xml:space="preserve"> </w:t>
-      </w:r>
-      <w:proofErr w:type="spellStart"/>
-      <w:r>
-        <w:t>RecycleView</w:t>
-      </w:r>
-      <w:proofErr w:type="spellEnd"/>
-      <w:r>
-        <w:t xml:space="preserve"> Adapter created</w:t>
+        <w:t xml:space="preserve"> RecycleView Adapter created</w:t>
       </w:r>
       <w:bookmarkEnd w:id="37"/>
     </w:p>
@@ -8254,15 +8168,7 @@
         <w:t>1</w:t>
       </w:r>
       <w:r>
-        <w:t xml:space="preserve"> </w:t>
-      </w:r>
-      <w:proofErr w:type="spellStart"/>
-      <w:r>
-        <w:t>RetrofitClient</w:t>
-      </w:r>
-      <w:proofErr w:type="spellEnd"/>
-      <w:r>
-        <w:t xml:space="preserve"> configured</w:t>
+        <w:t xml:space="preserve"> RetrofitClient configured</w:t>
       </w:r>
       <w:bookmarkEnd w:id="42"/>
     </w:p>
@@ -8570,6 +8476,9 @@
     </w:p>
     <w:p>
       <w:r>
+        <w:rPr>
+          <w:noProof/>
+        </w:rPr>
         <w:drawing>
           <wp:inline distT="0" distB="0" distL="0" distR="0" wp14:anchorId="07E640CF" wp14:editId="2750EBB7">
             <wp:extent cx="3863675" cy="4922947"/>
@@ -8608,13 +8517,559 @@
       </w:r>
     </w:p>
     <w:p/>
+    <w:p/>
+    <w:p/>
     <w:p>
       <w:pPr>
         <w:pStyle w:val="Heading3"/>
       </w:pPr>
+      <w:r>
+        <w:lastRenderedPageBreak/>
+        <w:t>7.3 Normalization</w:t>
+      </w:r>
+    </w:p>
+    <w:p>
+      <w:r>
+        <w:t>Unnormalized table:</w:t>
+      </w:r>
+    </w:p>
+    <w:tbl>
+      <w:tblPr>
+        <w:tblStyle w:val="TableGrid"/>
+        <w:tblW w:w="0" w:type="auto"/>
+        <w:tblLook w:val="04A0" w:firstRow="1" w:lastRow="0" w:firstColumn="1" w:lastColumn="0" w:noHBand="0" w:noVBand="1"/>
+      </w:tblPr>
+      <w:tblGrid>
+        <w:gridCol w:w="2157"/>
+        <w:gridCol w:w="2157"/>
+        <w:gridCol w:w="2158"/>
+        <w:gridCol w:w="2158"/>
+      </w:tblGrid>
+      <w:tr>
+        <w:tc>
+          <w:tcPr>
+            <w:tcW w:w="2157" w:type="dxa"/>
+          </w:tcPr>
+          <w:p>
+            <w:r>
+              <w:t>ProductId</w:t>
+            </w:r>
+          </w:p>
+        </w:tc>
+        <w:tc>
+          <w:tcPr>
+            <w:tcW w:w="2157" w:type="dxa"/>
+          </w:tcPr>
+          <w:p>
+            <w:r>
+              <w:t>Product_Name</w:t>
+            </w:r>
+          </w:p>
+        </w:tc>
+        <w:tc>
+          <w:tcPr>
+            <w:tcW w:w="2158" w:type="dxa"/>
+          </w:tcPr>
+          <w:p>
+            <w:r>
+              <w:t>Customer_Name1</w:t>
+            </w:r>
+          </w:p>
+        </w:tc>
+        <w:tc>
+          <w:tcPr>
+            <w:tcW w:w="2158" w:type="dxa"/>
+          </w:tcPr>
+          <w:p>
+            <w:r>
+              <w:t>Customer_Name2</w:t>
+            </w:r>
+          </w:p>
+        </w:tc>
+      </w:tr>
+      <w:tr>
+        <w:tc>
+          <w:tcPr>
+            <w:tcW w:w="2157" w:type="dxa"/>
+          </w:tcPr>
+          <w:p>
+            <w:r>
+              <w:t>P001</w:t>
+            </w:r>
+          </w:p>
+        </w:tc>
+        <w:tc>
+          <w:tcPr>
+            <w:tcW w:w="2157" w:type="dxa"/>
+          </w:tcPr>
+          <w:p>
+            <w:r>
+              <w:t>Frosted Glass</w:t>
+            </w:r>
+          </w:p>
+        </w:tc>
+        <w:tc>
+          <w:tcPr>
+            <w:tcW w:w="2158" w:type="dxa"/>
+          </w:tcPr>
+          <w:p>
+            <w:r>
+              <w:t>Fifi</w:t>
+            </w:r>
+          </w:p>
+        </w:tc>
+        <w:tc>
+          <w:tcPr>
+            <w:tcW w:w="2158" w:type="dxa"/>
+          </w:tcPr>
+          <w:p>
+            <w:r>
+              <w:t>Wan</w:t>
+            </w:r>
+          </w:p>
+        </w:tc>
+      </w:tr>
+      <w:tr>
+        <w:tc>
+          <w:tcPr>
+            <w:tcW w:w="2157" w:type="dxa"/>
+          </w:tcPr>
+          <w:p>
+            <w:r>
+              <w:t>P002</w:t>
+            </w:r>
+          </w:p>
+        </w:tc>
+        <w:tc>
+          <w:tcPr>
+            <w:tcW w:w="2157" w:type="dxa"/>
+          </w:tcPr>
+          <w:p>
+            <w:r>
+              <w:t>Table Glass</w:t>
+            </w:r>
+          </w:p>
+        </w:tc>
+        <w:tc>
+          <w:tcPr>
+            <w:tcW w:w="2158" w:type="dxa"/>
+          </w:tcPr>
+          <w:p>
+            <w:r>
+              <w:t>Marian</w:t>
+            </w:r>
+          </w:p>
+        </w:tc>
+        <w:tc>
+          <w:tcPr>
+            <w:tcW w:w="2158" w:type="dxa"/>
+          </w:tcPr>
+          <w:p>
+            <w:r>
+              <w:t>Sitwa</w:t>
+            </w:r>
+          </w:p>
+        </w:tc>
+      </w:tr>
+    </w:tbl>
+    <w:p/>
+    <w:p>
+      <w:r>
+        <w:t xml:space="preserve">1NF: </w:t>
+      </w:r>
+    </w:p>
+    <w:tbl>
+      <w:tblPr>
+        <w:tblStyle w:val="TableGrid"/>
+        <w:tblW w:w="0" w:type="auto"/>
+        <w:tblLook w:val="04A0" w:firstRow="1" w:lastRow="0" w:firstColumn="1" w:lastColumn="0" w:noHBand="0" w:noVBand="1"/>
+      </w:tblPr>
+      <w:tblGrid>
+        <w:gridCol w:w="2876"/>
+        <w:gridCol w:w="2877"/>
+        <w:gridCol w:w="2877"/>
+      </w:tblGrid>
+      <w:tr>
+        <w:tc>
+          <w:tcPr>
+            <w:tcW w:w="2876" w:type="dxa"/>
+          </w:tcPr>
+          <w:p>
+            <w:r>
+              <w:t>ProductId</w:t>
+            </w:r>
+          </w:p>
+        </w:tc>
+        <w:tc>
+          <w:tcPr>
+            <w:tcW w:w="2877" w:type="dxa"/>
+          </w:tcPr>
+          <w:p>
+            <w:r>
+              <w:t>Product_Name</w:t>
+            </w:r>
+          </w:p>
+        </w:tc>
+        <w:tc>
+          <w:tcPr>
+            <w:tcW w:w="2877" w:type="dxa"/>
+          </w:tcPr>
+          <w:p>
+            <w:r>
+              <w:t>Customer_Name</w:t>
+            </w:r>
+          </w:p>
+        </w:tc>
+      </w:tr>
+      <w:tr>
+        <w:tc>
+          <w:tcPr>
+            <w:tcW w:w="2876" w:type="dxa"/>
+          </w:tcPr>
+          <w:p>
+            <w:r>
+              <w:t>P001</w:t>
+            </w:r>
+          </w:p>
+        </w:tc>
+        <w:tc>
+          <w:tcPr>
+            <w:tcW w:w="2877" w:type="dxa"/>
+          </w:tcPr>
+          <w:p>
+            <w:r>
+              <w:t>Frosted Glass</w:t>
+            </w:r>
+          </w:p>
+        </w:tc>
+        <w:tc>
+          <w:tcPr>
+            <w:tcW w:w="2877" w:type="dxa"/>
+          </w:tcPr>
+          <w:p>
+            <w:r>
+              <w:t>Fifi</w:t>
+            </w:r>
+          </w:p>
+        </w:tc>
+      </w:tr>
+      <w:tr>
+        <w:tc>
+          <w:tcPr>
+            <w:tcW w:w="2876" w:type="dxa"/>
+          </w:tcPr>
+          <w:p>
+            <w:r>
+              <w:t>P001</w:t>
+            </w:r>
+          </w:p>
+        </w:tc>
+        <w:tc>
+          <w:tcPr>
+            <w:tcW w:w="2877" w:type="dxa"/>
+          </w:tcPr>
+          <w:p>
+            <w:r>
+              <w:t>Frosted Glass</w:t>
+            </w:r>
+          </w:p>
+        </w:tc>
+        <w:tc>
+          <w:tcPr>
+            <w:tcW w:w="2877" w:type="dxa"/>
+          </w:tcPr>
+          <w:p>
+            <w:r>
+              <w:t>Wan</w:t>
+            </w:r>
+          </w:p>
+        </w:tc>
+      </w:tr>
+      <w:tr>
+        <w:tc>
+          <w:tcPr>
+            <w:tcW w:w="2876" w:type="dxa"/>
+          </w:tcPr>
+          <w:p>
+            <w:r>
+              <w:t>P002</w:t>
+            </w:r>
+          </w:p>
+        </w:tc>
+        <w:tc>
+          <w:tcPr>
+            <w:tcW w:w="2877" w:type="dxa"/>
+          </w:tcPr>
+          <w:p>
+            <w:r>
+              <w:t>Table Glass</w:t>
+            </w:r>
+          </w:p>
+        </w:tc>
+        <w:tc>
+          <w:tcPr>
+            <w:tcW w:w="2877" w:type="dxa"/>
+          </w:tcPr>
+          <w:p>
+            <w:r>
+              <w:t>Marian</w:t>
+            </w:r>
+          </w:p>
+        </w:tc>
+      </w:tr>
+      <w:tr>
+        <w:tc>
+          <w:tcPr>
+            <w:tcW w:w="2876" w:type="dxa"/>
+          </w:tcPr>
+          <w:p>
+            <w:r>
+              <w:t>P002</w:t>
+            </w:r>
+          </w:p>
+        </w:tc>
+        <w:tc>
+          <w:tcPr>
+            <w:tcW w:w="2877" w:type="dxa"/>
+          </w:tcPr>
+          <w:p>
+            <w:r>
+              <w:t>Table Glass</w:t>
+            </w:r>
+          </w:p>
+        </w:tc>
+        <w:tc>
+          <w:tcPr>
+            <w:tcW w:w="2877" w:type="dxa"/>
+          </w:tcPr>
+          <w:p>
+            <w:r>
+              <w:t>Sitwa</w:t>
+            </w:r>
+          </w:p>
+        </w:tc>
+      </w:tr>
+    </w:tbl>
+    <w:p/>
+    <w:p>
+      <w:r>
+        <w:t>2NF:</w:t>
+      </w:r>
+    </w:p>
+    <w:tbl>
+      <w:tblPr>
+        <w:tblStyle w:val="TableGrid"/>
+        <w:tblW w:w="0" w:type="auto"/>
+        <w:tblLook w:val="04A0" w:firstRow="1" w:lastRow="0" w:firstColumn="1" w:lastColumn="0" w:noHBand="0" w:noVBand="1"/>
+      </w:tblPr>
+      <w:tblGrid>
+        <w:gridCol w:w="4315"/>
+        <w:gridCol w:w="4315"/>
+      </w:tblGrid>
+      <w:tr>
+        <w:tc>
+          <w:tcPr>
+            <w:tcW w:w="4315" w:type="dxa"/>
+          </w:tcPr>
+          <w:p>
+            <w:r>
+              <w:t>ProductId</w:t>
+            </w:r>
+          </w:p>
+        </w:tc>
+        <w:tc>
+          <w:tcPr>
+            <w:tcW w:w="4315" w:type="dxa"/>
+          </w:tcPr>
+          <w:p>
+            <w:r>
+              <w:t>Product_Name</w:t>
+            </w:r>
+          </w:p>
+        </w:tc>
+      </w:tr>
+      <w:tr>
+        <w:tc>
+          <w:tcPr>
+            <w:tcW w:w="4315" w:type="dxa"/>
+          </w:tcPr>
+          <w:p>
+            <w:r>
+              <w:t>P001</w:t>
+            </w:r>
+          </w:p>
+        </w:tc>
+        <w:tc>
+          <w:tcPr>
+            <w:tcW w:w="4315" w:type="dxa"/>
+          </w:tcPr>
+          <w:p>
+            <w:r>
+              <w:t>Frosted Glass</w:t>
+            </w:r>
+          </w:p>
+        </w:tc>
+      </w:tr>
+      <w:tr>
+        <w:tc>
+          <w:tcPr>
+            <w:tcW w:w="4315" w:type="dxa"/>
+          </w:tcPr>
+          <w:p>
+            <w:r>
+              <w:t>P002</w:t>
+            </w:r>
+          </w:p>
+        </w:tc>
+        <w:tc>
+          <w:tcPr>
+            <w:tcW w:w="4315" w:type="dxa"/>
+          </w:tcPr>
+          <w:p>
+            <w:r>
+              <w:t>Table glass</w:t>
+            </w:r>
+          </w:p>
+        </w:tc>
+      </w:tr>
+    </w:tbl>
+    <w:p/>
+    <w:tbl>
+      <w:tblPr>
+        <w:tblStyle w:val="TableGrid"/>
+        <w:tblW w:w="0" w:type="auto"/>
+        <w:tblLook w:val="04A0" w:firstRow="1" w:lastRow="0" w:firstColumn="1" w:lastColumn="0" w:noHBand="0" w:noVBand="1"/>
+      </w:tblPr>
+      <w:tblGrid>
+        <w:gridCol w:w="4315"/>
+        <w:gridCol w:w="4315"/>
+      </w:tblGrid>
+      <w:tr>
+        <w:tc>
+          <w:tcPr>
+            <w:tcW w:w="4315" w:type="dxa"/>
+          </w:tcPr>
+          <w:p>
+            <w:r>
+              <w:t>ProductId</w:t>
+            </w:r>
+          </w:p>
+        </w:tc>
+        <w:tc>
+          <w:tcPr>
+            <w:tcW w:w="4315" w:type="dxa"/>
+          </w:tcPr>
+          <w:p>
+            <w:r>
+              <w:t>Customer_Name</w:t>
+            </w:r>
+          </w:p>
+        </w:tc>
+      </w:tr>
+      <w:tr>
+        <w:tc>
+          <w:tcPr>
+            <w:tcW w:w="4315" w:type="dxa"/>
+          </w:tcPr>
+          <w:p>
+            <w:r>
+              <w:t>P001</w:t>
+            </w:r>
+          </w:p>
+        </w:tc>
+        <w:tc>
+          <w:tcPr>
+            <w:tcW w:w="4315" w:type="dxa"/>
+          </w:tcPr>
+          <w:p>
+            <w:r>
+              <w:t>Fifi</w:t>
+            </w:r>
+          </w:p>
+        </w:tc>
+      </w:tr>
+      <w:tr>
+        <w:tc>
+          <w:tcPr>
+            <w:tcW w:w="4315" w:type="dxa"/>
+          </w:tcPr>
+          <w:p>
+            <w:r>
+              <w:t>P001</w:t>
+            </w:r>
+          </w:p>
+        </w:tc>
+        <w:tc>
+          <w:tcPr>
+            <w:tcW w:w="4315" w:type="dxa"/>
+          </w:tcPr>
+          <w:p>
+            <w:r>
+              <w:t>Wan</w:t>
+            </w:r>
+          </w:p>
+        </w:tc>
+      </w:tr>
+      <w:tr>
+        <w:tc>
+          <w:tcPr>
+            <w:tcW w:w="4315" w:type="dxa"/>
+          </w:tcPr>
+          <w:p>
+            <w:r>
+              <w:t>P002</w:t>
+            </w:r>
+          </w:p>
+        </w:tc>
+        <w:tc>
+          <w:tcPr>
+            <w:tcW w:w="4315" w:type="dxa"/>
+          </w:tcPr>
+          <w:p>
+            <w:r>
+              <w:t>Marian</w:t>
+            </w:r>
+          </w:p>
+        </w:tc>
+      </w:tr>
+      <w:tr>
+        <w:tc>
+          <w:tcPr>
+            <w:tcW w:w="4315" w:type="dxa"/>
+          </w:tcPr>
+          <w:p>
+            <w:r>
+              <w:t>P002</w:t>
+            </w:r>
+          </w:p>
+        </w:tc>
+        <w:tc>
+          <w:tcPr>
+            <w:tcW w:w="4315" w:type="dxa"/>
+          </w:tcPr>
+          <w:p>
+            <w:r>
+              <w:t>Sitwa</w:t>
+            </w:r>
+          </w:p>
+        </w:tc>
+      </w:tr>
+    </w:tbl>
+    <w:p/>
+    <w:p/>
+    <w:p>
+      <w:pPr>
+        <w:pStyle w:val="Heading3"/>
+      </w:pPr>
       <w:bookmarkStart w:id="48" w:name="_Toc232604439"/>
       <w:r>
-        <w:t>7.3 Personal reflection</w:t>
+        <w:t>7.</w:t>
+      </w:r>
+      <w:r>
+        <w:t xml:space="preserve">4 </w:t>
+      </w:r>
+      <w:r>
+        <w:t>Personal reflection</w:t>
       </w:r>
       <w:bookmarkEnd w:id="48"/>
     </w:p>

--- a/VERSION3/BIT4107 PersonalLogbook.docx
+++ b/VERSION3/BIT4107 PersonalLogbook.docx
@@ -8516,546 +8516,6 @@
         </w:drawing>
       </w:r>
     </w:p>
-    <w:p/>
-    <w:p/>
-    <w:p/>
-    <w:p>
-      <w:pPr>
-        <w:pStyle w:val="Heading3"/>
-      </w:pPr>
-      <w:r>
-        <w:lastRenderedPageBreak/>
-        <w:t>7.3 Normalization</w:t>
-      </w:r>
-    </w:p>
-    <w:p>
-      <w:r>
-        <w:t>Unnormalized table:</w:t>
-      </w:r>
-    </w:p>
-    <w:tbl>
-      <w:tblPr>
-        <w:tblStyle w:val="TableGrid"/>
-        <w:tblW w:w="0" w:type="auto"/>
-        <w:tblLook w:val="04A0" w:firstRow="1" w:lastRow="0" w:firstColumn="1" w:lastColumn="0" w:noHBand="0" w:noVBand="1"/>
-      </w:tblPr>
-      <w:tblGrid>
-        <w:gridCol w:w="2157"/>
-        <w:gridCol w:w="2157"/>
-        <w:gridCol w:w="2158"/>
-        <w:gridCol w:w="2158"/>
-      </w:tblGrid>
-      <w:tr>
-        <w:tc>
-          <w:tcPr>
-            <w:tcW w:w="2157" w:type="dxa"/>
-          </w:tcPr>
-          <w:p>
-            <w:r>
-              <w:t>ProductId</w:t>
-            </w:r>
-          </w:p>
-        </w:tc>
-        <w:tc>
-          <w:tcPr>
-            <w:tcW w:w="2157" w:type="dxa"/>
-          </w:tcPr>
-          <w:p>
-            <w:r>
-              <w:t>Product_Name</w:t>
-            </w:r>
-          </w:p>
-        </w:tc>
-        <w:tc>
-          <w:tcPr>
-            <w:tcW w:w="2158" w:type="dxa"/>
-          </w:tcPr>
-          <w:p>
-            <w:r>
-              <w:t>Customer_Name1</w:t>
-            </w:r>
-          </w:p>
-        </w:tc>
-        <w:tc>
-          <w:tcPr>
-            <w:tcW w:w="2158" w:type="dxa"/>
-          </w:tcPr>
-          <w:p>
-            <w:r>
-              <w:t>Customer_Name2</w:t>
-            </w:r>
-          </w:p>
-        </w:tc>
-      </w:tr>
-      <w:tr>
-        <w:tc>
-          <w:tcPr>
-            <w:tcW w:w="2157" w:type="dxa"/>
-          </w:tcPr>
-          <w:p>
-            <w:r>
-              <w:t>P001</w:t>
-            </w:r>
-          </w:p>
-        </w:tc>
-        <w:tc>
-          <w:tcPr>
-            <w:tcW w:w="2157" w:type="dxa"/>
-          </w:tcPr>
-          <w:p>
-            <w:r>
-              <w:t>Frosted Glass</w:t>
-            </w:r>
-          </w:p>
-        </w:tc>
-        <w:tc>
-          <w:tcPr>
-            <w:tcW w:w="2158" w:type="dxa"/>
-          </w:tcPr>
-          <w:p>
-            <w:r>
-              <w:t>Fifi</w:t>
-            </w:r>
-          </w:p>
-        </w:tc>
-        <w:tc>
-          <w:tcPr>
-            <w:tcW w:w="2158" w:type="dxa"/>
-          </w:tcPr>
-          <w:p>
-            <w:r>
-              <w:t>Wan</w:t>
-            </w:r>
-          </w:p>
-        </w:tc>
-      </w:tr>
-      <w:tr>
-        <w:tc>
-          <w:tcPr>
-            <w:tcW w:w="2157" w:type="dxa"/>
-          </w:tcPr>
-          <w:p>
-            <w:r>
-              <w:t>P002</w:t>
-            </w:r>
-          </w:p>
-        </w:tc>
-        <w:tc>
-          <w:tcPr>
-            <w:tcW w:w="2157" w:type="dxa"/>
-          </w:tcPr>
-          <w:p>
-            <w:r>
-              <w:t>Table Glass</w:t>
-            </w:r>
-          </w:p>
-        </w:tc>
-        <w:tc>
-          <w:tcPr>
-            <w:tcW w:w="2158" w:type="dxa"/>
-          </w:tcPr>
-          <w:p>
-            <w:r>
-              <w:t>Marian</w:t>
-            </w:r>
-          </w:p>
-        </w:tc>
-        <w:tc>
-          <w:tcPr>
-            <w:tcW w:w="2158" w:type="dxa"/>
-          </w:tcPr>
-          <w:p>
-            <w:r>
-              <w:t>Sitwa</w:t>
-            </w:r>
-          </w:p>
-        </w:tc>
-      </w:tr>
-    </w:tbl>
-    <w:p/>
-    <w:p>
-      <w:r>
-        <w:t xml:space="preserve">1NF: </w:t>
-      </w:r>
-    </w:p>
-    <w:tbl>
-      <w:tblPr>
-        <w:tblStyle w:val="TableGrid"/>
-        <w:tblW w:w="0" w:type="auto"/>
-        <w:tblLook w:val="04A0" w:firstRow="1" w:lastRow="0" w:firstColumn="1" w:lastColumn="0" w:noHBand="0" w:noVBand="1"/>
-      </w:tblPr>
-      <w:tblGrid>
-        <w:gridCol w:w="2876"/>
-        <w:gridCol w:w="2877"/>
-        <w:gridCol w:w="2877"/>
-      </w:tblGrid>
-      <w:tr>
-        <w:tc>
-          <w:tcPr>
-            <w:tcW w:w="2876" w:type="dxa"/>
-          </w:tcPr>
-          <w:p>
-            <w:r>
-              <w:t>ProductId</w:t>
-            </w:r>
-          </w:p>
-        </w:tc>
-        <w:tc>
-          <w:tcPr>
-            <w:tcW w:w="2877" w:type="dxa"/>
-          </w:tcPr>
-          <w:p>
-            <w:r>
-              <w:t>Product_Name</w:t>
-            </w:r>
-          </w:p>
-        </w:tc>
-        <w:tc>
-          <w:tcPr>
-            <w:tcW w:w="2877" w:type="dxa"/>
-          </w:tcPr>
-          <w:p>
-            <w:r>
-              <w:t>Customer_Name</w:t>
-            </w:r>
-          </w:p>
-        </w:tc>
-      </w:tr>
-      <w:tr>
-        <w:tc>
-          <w:tcPr>
-            <w:tcW w:w="2876" w:type="dxa"/>
-          </w:tcPr>
-          <w:p>
-            <w:r>
-              <w:t>P001</w:t>
-            </w:r>
-          </w:p>
-        </w:tc>
-        <w:tc>
-          <w:tcPr>
-            <w:tcW w:w="2877" w:type="dxa"/>
-          </w:tcPr>
-          <w:p>
-            <w:r>
-              <w:t>Frosted Glass</w:t>
-            </w:r>
-          </w:p>
-        </w:tc>
-        <w:tc>
-          <w:tcPr>
-            <w:tcW w:w="2877" w:type="dxa"/>
-          </w:tcPr>
-          <w:p>
-            <w:r>
-              <w:t>Fifi</w:t>
-            </w:r>
-          </w:p>
-        </w:tc>
-      </w:tr>
-      <w:tr>
-        <w:tc>
-          <w:tcPr>
-            <w:tcW w:w="2876" w:type="dxa"/>
-          </w:tcPr>
-          <w:p>
-            <w:r>
-              <w:t>P001</w:t>
-            </w:r>
-          </w:p>
-        </w:tc>
-        <w:tc>
-          <w:tcPr>
-            <w:tcW w:w="2877" w:type="dxa"/>
-          </w:tcPr>
-          <w:p>
-            <w:r>
-              <w:t>Frosted Glass</w:t>
-            </w:r>
-          </w:p>
-        </w:tc>
-        <w:tc>
-          <w:tcPr>
-            <w:tcW w:w="2877" w:type="dxa"/>
-          </w:tcPr>
-          <w:p>
-            <w:r>
-              <w:t>Wan</w:t>
-            </w:r>
-          </w:p>
-        </w:tc>
-      </w:tr>
-      <w:tr>
-        <w:tc>
-          <w:tcPr>
-            <w:tcW w:w="2876" w:type="dxa"/>
-          </w:tcPr>
-          <w:p>
-            <w:r>
-              <w:t>P002</w:t>
-            </w:r>
-          </w:p>
-        </w:tc>
-        <w:tc>
-          <w:tcPr>
-            <w:tcW w:w="2877" w:type="dxa"/>
-          </w:tcPr>
-          <w:p>
-            <w:r>
-              <w:t>Table Glass</w:t>
-            </w:r>
-          </w:p>
-        </w:tc>
-        <w:tc>
-          <w:tcPr>
-            <w:tcW w:w="2877" w:type="dxa"/>
-          </w:tcPr>
-          <w:p>
-            <w:r>
-              <w:t>Marian</w:t>
-            </w:r>
-          </w:p>
-        </w:tc>
-      </w:tr>
-      <w:tr>
-        <w:tc>
-          <w:tcPr>
-            <w:tcW w:w="2876" w:type="dxa"/>
-          </w:tcPr>
-          <w:p>
-            <w:r>
-              <w:t>P002</w:t>
-            </w:r>
-          </w:p>
-        </w:tc>
-        <w:tc>
-          <w:tcPr>
-            <w:tcW w:w="2877" w:type="dxa"/>
-          </w:tcPr>
-          <w:p>
-            <w:r>
-              <w:t>Table Glass</w:t>
-            </w:r>
-          </w:p>
-        </w:tc>
-        <w:tc>
-          <w:tcPr>
-            <w:tcW w:w="2877" w:type="dxa"/>
-          </w:tcPr>
-          <w:p>
-            <w:r>
-              <w:t>Sitwa</w:t>
-            </w:r>
-          </w:p>
-        </w:tc>
-      </w:tr>
-    </w:tbl>
-    <w:p/>
-    <w:p>
-      <w:r>
-        <w:t>2NF:</w:t>
-      </w:r>
-    </w:p>
-    <w:tbl>
-      <w:tblPr>
-        <w:tblStyle w:val="TableGrid"/>
-        <w:tblW w:w="0" w:type="auto"/>
-        <w:tblLook w:val="04A0" w:firstRow="1" w:lastRow="0" w:firstColumn="1" w:lastColumn="0" w:noHBand="0" w:noVBand="1"/>
-      </w:tblPr>
-      <w:tblGrid>
-        <w:gridCol w:w="4315"/>
-        <w:gridCol w:w="4315"/>
-      </w:tblGrid>
-      <w:tr>
-        <w:tc>
-          <w:tcPr>
-            <w:tcW w:w="4315" w:type="dxa"/>
-          </w:tcPr>
-          <w:p>
-            <w:r>
-              <w:t>ProductId</w:t>
-            </w:r>
-          </w:p>
-        </w:tc>
-        <w:tc>
-          <w:tcPr>
-            <w:tcW w:w="4315" w:type="dxa"/>
-          </w:tcPr>
-          <w:p>
-            <w:r>
-              <w:t>Product_Name</w:t>
-            </w:r>
-          </w:p>
-        </w:tc>
-      </w:tr>
-      <w:tr>
-        <w:tc>
-          <w:tcPr>
-            <w:tcW w:w="4315" w:type="dxa"/>
-          </w:tcPr>
-          <w:p>
-            <w:r>
-              <w:t>P001</w:t>
-            </w:r>
-          </w:p>
-        </w:tc>
-        <w:tc>
-          <w:tcPr>
-            <w:tcW w:w="4315" w:type="dxa"/>
-          </w:tcPr>
-          <w:p>
-            <w:r>
-              <w:t>Frosted Glass</w:t>
-            </w:r>
-          </w:p>
-        </w:tc>
-      </w:tr>
-      <w:tr>
-        <w:tc>
-          <w:tcPr>
-            <w:tcW w:w="4315" w:type="dxa"/>
-          </w:tcPr>
-          <w:p>
-            <w:r>
-              <w:t>P002</w:t>
-            </w:r>
-          </w:p>
-        </w:tc>
-        <w:tc>
-          <w:tcPr>
-            <w:tcW w:w="4315" w:type="dxa"/>
-          </w:tcPr>
-          <w:p>
-            <w:r>
-              <w:t>Table glass</w:t>
-            </w:r>
-          </w:p>
-        </w:tc>
-      </w:tr>
-    </w:tbl>
-    <w:p/>
-    <w:tbl>
-      <w:tblPr>
-        <w:tblStyle w:val="TableGrid"/>
-        <w:tblW w:w="0" w:type="auto"/>
-        <w:tblLook w:val="04A0" w:firstRow="1" w:lastRow="0" w:firstColumn="1" w:lastColumn="0" w:noHBand="0" w:noVBand="1"/>
-      </w:tblPr>
-      <w:tblGrid>
-        <w:gridCol w:w="4315"/>
-        <w:gridCol w:w="4315"/>
-      </w:tblGrid>
-      <w:tr>
-        <w:tc>
-          <w:tcPr>
-            <w:tcW w:w="4315" w:type="dxa"/>
-          </w:tcPr>
-          <w:p>
-            <w:r>
-              <w:t>ProductId</w:t>
-            </w:r>
-          </w:p>
-        </w:tc>
-        <w:tc>
-          <w:tcPr>
-            <w:tcW w:w="4315" w:type="dxa"/>
-          </w:tcPr>
-          <w:p>
-            <w:r>
-              <w:t>Customer_Name</w:t>
-            </w:r>
-          </w:p>
-        </w:tc>
-      </w:tr>
-      <w:tr>
-        <w:tc>
-          <w:tcPr>
-            <w:tcW w:w="4315" w:type="dxa"/>
-          </w:tcPr>
-          <w:p>
-            <w:r>
-              <w:t>P001</w:t>
-            </w:r>
-          </w:p>
-        </w:tc>
-        <w:tc>
-          <w:tcPr>
-            <w:tcW w:w="4315" w:type="dxa"/>
-          </w:tcPr>
-          <w:p>
-            <w:r>
-              <w:t>Fifi</w:t>
-            </w:r>
-          </w:p>
-        </w:tc>
-      </w:tr>
-      <w:tr>
-        <w:tc>
-          <w:tcPr>
-            <w:tcW w:w="4315" w:type="dxa"/>
-          </w:tcPr>
-          <w:p>
-            <w:r>
-              <w:t>P001</w:t>
-            </w:r>
-          </w:p>
-        </w:tc>
-        <w:tc>
-          <w:tcPr>
-            <w:tcW w:w="4315" w:type="dxa"/>
-          </w:tcPr>
-          <w:p>
-            <w:r>
-              <w:t>Wan</w:t>
-            </w:r>
-          </w:p>
-        </w:tc>
-      </w:tr>
-      <w:tr>
-        <w:tc>
-          <w:tcPr>
-            <w:tcW w:w="4315" w:type="dxa"/>
-          </w:tcPr>
-          <w:p>
-            <w:r>
-              <w:t>P002</w:t>
-            </w:r>
-          </w:p>
-        </w:tc>
-        <w:tc>
-          <w:tcPr>
-            <w:tcW w:w="4315" w:type="dxa"/>
-          </w:tcPr>
-          <w:p>
-            <w:r>
-              <w:t>Marian</w:t>
-            </w:r>
-          </w:p>
-        </w:tc>
-      </w:tr>
-      <w:tr>
-        <w:tc>
-          <w:tcPr>
-            <w:tcW w:w="4315" w:type="dxa"/>
-          </w:tcPr>
-          <w:p>
-            <w:r>
-              <w:t>P002</w:t>
-            </w:r>
-          </w:p>
-        </w:tc>
-        <w:tc>
-          <w:tcPr>
-            <w:tcW w:w="4315" w:type="dxa"/>
-          </w:tcPr>
-          <w:p>
-            <w:r>
-              <w:t>Sitwa</w:t>
-            </w:r>
-          </w:p>
-        </w:tc>
-      </w:tr>
-    </w:tbl>
-    <w:p/>
     <w:p/>
     <w:p>
       <w:pPr>
